--- a/05_Website_Angular/docs/ResumeMatch-PH-Website-Guide.docx
+++ b/05_Website_Angular/docs/ResumeMatch-PH-Website-Guide.docx
@@ -1017,7 +1017,7 @@
                 <w:sz w:val="19"/>
                 <w:szCs w:val="19"/>
               </w:rPr>
-              <w:t xml:space="preserve">Individual skill names — this is what half the score is built on</w:t>
+              <w:t>Individual skill names — this is what half the score is built on, and where each one was used</w:t>
             </w:r>
           </w:p>
         </w:tc>
@@ -1152,6 +1152,34 @@
     <w:p>
       <w:r>
         <w:t xml:space="preserve">Two fields quietly matter more than the rest. The education level is not free text — it is chosen from a list, because the score compares it on a ladder. And months of experience is a number, not a date range, because the score adds it up.</w:t>
+      </w:r>
+    </w:p>
+    <w:p>
+      <w:pPr>
+        <w:pStyle w:val="Heading3"/>
+      </w:pPr>
+      <w:r>
+        <w:t>Saying where you used each skill</w:t>
+      </w:r>
+    </w:p>
+    <w:p>
+      <w:r>
+        <w:t>Adding a skill is only half the question. The builder also asks where it was used, and the answer must point at an entry already on the applicant’s own resume — a job, a project, a certification, or a course. It is a dropdown built from what they have already written, never free text, and that restriction is the whole mechanism: a source that could be typed freely could be invented in the same keystroke as the skill it is meant to justify.</w:t>
+      </w:r>
+    </w:p>
+    <w:p>
+      <w:r>
+        <w:t>A matched skill with a source counts in full. One without still counts, at half. It is never zero. Plenty of real skills are self-taught or come from work too small to list, and a rule that refused to count those would penalise exactly the applicants this study exists to help.</w:t>
+      </w:r>
+    </w:p>
+    <w:p>
+      <w:r>
+        <w:t>The builder says so on the same screen — “3 of your 5 skills have no source yet. They still count — at half — on every opening that asks for them” — and the browse page repeats it beside each score with a link back to the builder. A deduction the applicant cannot see would be a hidden formula, whatever the code comments say.</w:t>
+      </w:r>
+    </w:p>
+    <w:p>
+      <w:r>
+        <w:t>It is never printed. The resume the applicant downloads is a plain list of skills, exactly as it was before this feature existed, so none of the fourteen designs changed and no employer’s screening software sees anything new. The source appears in one place only: the recruiter’s view of that application.</w:t>
       </w:r>
     </w:p>
     <w:p>
@@ -1435,6 +1463,37 @@
         <w:pStyle w:val="Heading3"/>
       </w:pPr>
       <w:r>
+        <w:t>Where they used each skill</w:t>
+      </w:r>
+    </w:p>
+    <w:p>
+      <w:r>
+        <w:t>A panel below the resume lists every skill the applicant claims beside the entry they pointed at — “Web Development — Web Development Intern, Clark Outsourcing” — and marks the rest “no source given”. It is tinted and inset so it cannot be mistaken for part of the document: the applicant’s resume does not contain this, and a recruiter should never come away thinking it did.</w:t>
+      </w:r>
+    </w:p>
+    <w:p>
+      <w:r>
+        <w:t>“No source given” is context, not an accusation, and the panel says so. The half credit has already been applied to the score on the same screen, so the recruiter is not invited to count the same fact against the applicant twice.</w:t>
+      </w:r>
+    </w:p>
+    <w:p>
+      <w:pPr>
+        <w:pStyle w:val="Heading3"/>
+      </w:pPr>
+      <w:r>
+        <w:t>Two notices that report rather than decide</w:t>
+      </w:r>
+    </w:p>
+    <w:p>
+      <w:r>
+        <w:t>If the resume changed after the application was sent, a line says what it would score today and by how much it moved. If any required skill was first listed on the day of the application, a line names those skills. Neither changes the score, the tier, the ordering, or whether the applicant is shown. Both are prompts for a question at interview — people do update a resume when they see a job they want — and the wording on screen says exactly that.</w:t>
+      </w:r>
+    </w:p>
+    <w:p>
+      <w:pPr>
+        <w:pStyle w:val="Heading3"/>
+      </w:pPr>
+      <w:r>
         <w:t xml:space="preserve">Moving an applicant through the stages</w:t>
       </w:r>
     </w:p>
@@ -1446,6 +1505,42 @@
     <w:p>
       <w:r>
         <w:t xml:space="preserve">Every change writes a row recording the old status, the new status, and the user who made it. There is no path in the code by which the system changes a status on its own. If a panelist asks how you know the software never rejects anyone, this table is the evidence.</w:t>
+      </w:r>
+    </w:p>
+    <w:p>
+      <w:pPr>
+        <w:pStyle w:val="Heading3"/>
+      </w:pPr>
+      <w:r>
+        <w:t>Why, and who is told</w:t>
+      </w:r>
+    </w:p>
+    <w:p>
+      <w:r>
+        <w:t>On a rejection the recruiter may pick a reason from a closed list of eight — not qualified, missing a required credential, salary mismatch, could not be contacted, position filled, another candidate was a closer fit, withdrew interest, other. It is optional, because a recruiter forced to choose in order to proceed picks the first item and the column fills with confident nonsense.</w:t>
+      </w:r>
+    </w:p>
+    <w:p>
+      <w:r>
+        <w:t>The applicant is shown it, in wording written for them rather than for the file: “The employer tried to reach you and could not. Check the phone number and email on your resume.” What they are not shown is which member of staff decided. That is the line the system draws — the applicant learns what was decided, not who decided it — and the picker tells the recruiter so before they choose, with a preview of the exact sentence the applicant will read.</w:t>
+      </w:r>
+    </w:p>
+    <w:p>
+      <w:r>
+        <w:t>This was built the other way round first. The argument for keeping the reason internal was real: a code its subject will read is a code some recruiters will soften. It was the wrong trade for this study, whose stated problem is applicants who apply and hear nothing at all.</w:t>
+      </w:r>
+    </w:p>
+    <w:p>
+      <w:pPr>
+        <w:pStyle w:val="Heading3"/>
+      </w:pPr>
+      <w:r>
+        <w:t>Screening notes, which stay internal</w:t>
+      </w:r>
+    </w:p>
+    <w:p>
+      <w:r>
+        <w:t>Recruiters can also write free notes on an application — “Called 3pm, no answer. Following up Thursday.” These are visible to the employer’s own staff and to nobody else; the applicant has no route that returns them. Only the author can delete their own note. Without somewhere to put these, HR keeps a spreadsheet beside the system, and a system people work beside instead of in is not the system. They screen nobody and score nothing.</w:t>
       </w:r>
     </w:p>
     <w:p>
@@ -1524,7 +1619,7 @@
                 <w:sz w:val="18"/>
                 <w:szCs w:val="18"/>
               </w:rPr>
-              <w:t xml:space="preserve">skillPart  =  matched required skills  /  total required skills</w:t>
+              <w:t>credited   =  matched − unsourced × 0.5      [a skill with no source counts half]</w:t>
             </w:r>
           </w:p>
           <w:p>
@@ -1537,7 +1632,7 @@
                 <w:sz w:val="18"/>
                 <w:szCs w:val="18"/>
               </w:rPr>
-              <w:t xml:space="preserve">eduPart    =  min(1, seeker level / required level)     [1 if none required]</w:t>
+              <w:t>skillPart  =  credited / total required skills</w:t>
             </w:r>
           </w:p>
           <w:p>
@@ -1550,7 +1645,7 @@
                 <w:sz w:val="18"/>
                 <w:szCs w:val="18"/>
               </w:rPr>
-              <w:t xml:space="preserve">expPart    =  min(1, seeker months / required months)   [1 if none required]</w:t>
+              <w:t>eduPart    =  min(1, seeker level / required level)     [1 if none required]</w:t>
             </w:r>
           </w:p>
           <w:p>
@@ -1563,7 +1658,7 @@
                 <w:sz w:val="18"/>
                 <w:szCs w:val="18"/>
               </w:rPr>
-              <w:t xml:space="preserve"/>
+              <w:t>expPart    =  min(1, seeker months / required months)   [1 if none required]</w:t>
             </w:r>
           </w:p>
           <w:p>
@@ -1576,7 +1671,6 @@
                 <w:sz w:val="18"/>
                 <w:szCs w:val="18"/>
               </w:rPr>
-              <w:t xml:space="preserve">raw    =  (skillPart × Ws  +  eduPart × We  +  expPart × Wx) × 100</w:t>
             </w:r>
           </w:p>
           <w:p>
@@ -1589,7 +1683,20 @@
                 <w:sz w:val="18"/>
                 <w:szCs w:val="18"/>
               </w:rPr>
-              <w:t xml:space="preserve">score  =  floor(raw + 0.5)</w:t>
+              <w:t>raw    =  (skillPart × Ws  +  eduPart × We  +  expPart × Wx) × 100</w:t>
+            </w:r>
+          </w:p>
+          <w:p>
+            <w:pPr>
+              <w:spacing w:after="20" w:line="260"/>
+            </w:pPr>
+            <w:r>
+              <w:rPr>
+                <w:rFonts w:ascii="Consolas" w:cs="Consolas" w:eastAsia="Consolas" w:hAnsi="Consolas"/>
+                <w:sz w:val="18"/>
+                <w:szCs w:val="18"/>
+              </w:rPr>
+              <w:t>score  =  floor(raw + 0.5)</w:t>
             </w:r>
           </w:p>
         </w:tc>
@@ -1951,7 +2058,7 @@
         <w:pStyle w:val="Heading2"/>
       </w:pPr>
       <w:r>
-        <w:t xml:space="preserve">Two worked examples</w:t>
+        <w:t>Three worked examples</w:t>
       </w:r>
     </w:p>
     <w:p>
@@ -2173,6 +2280,132 @@
     <w:p>
       <w:r>
         <w:t xml:space="preserve">Both numbers were produced by running the real scoring function, not worked out by hand for the document.</w:t>
+      </w:r>
+    </w:p>
+    <w:p>
+      <w:pPr>
+        <w:pStyle w:val="Heading3"/>
+      </w:pPr>
+      <w:r>
+        <w:t>Ana Reyes again, one skill unsourced  =  81, still strong</w:t>
+      </w:r>
+    </w:p>
+    <w:p>
+      <w:r>
+        <w:t>Same applicant, same opening. She matches three of the four required skills as before, but has named no source for one of them.</w:t>
+      </w:r>
+    </w:p>
+    <w:tbl>
+      <w:tblPr>
+        <w:tblW w:type="dxa" w:w="9360"/>
+        <w:tblBorders>
+          <w:top w:val="single" w:color="C9CDD4" w:sz="2"/>
+          <w:left w:val="single" w:color="C9CDD4" w:sz="2"/>
+          <w:bottom w:val="single" w:color="C9CDD4" w:sz="2"/>
+          <w:right w:val="single" w:color="C9CDD4" w:sz="2"/>
+          <w:insideH w:val="none"/>
+          <w:insideV w:val="none"/>
+        </w:tblBorders>
+      </w:tblPr>
+      <w:tblGrid>
+        <w:gridCol w:w="9360"/>
+      </w:tblGrid>
+      <w:tr>
+        <w:tc>
+          <w:tcPr>
+            <w:tcW w:type="dxa" w:w="9360"/>
+            <w:shd w:fill="F4F1EA" w:val="clear"/>
+            <w:tcMar>
+              <w:top w:type="dxa" w:w="140"/>
+              <w:left w:type="dxa" w:w="180"/>
+              <w:bottom w:type="dxa" w:w="140"/>
+              <w:right w:type="dxa" w:w="180"/>
+            </w:tcMar>
+          </w:tcPr>
+          <w:p>
+            <w:pPr>
+              <w:spacing w:after="20" w:line="260"/>
+            </w:pPr>
+            <w:r>
+              <w:rPr>
+                <w:rFonts w:ascii="Consolas" w:cs="Consolas" w:eastAsia="Consolas" w:hAnsi="Consolas"/>
+                <w:sz w:val="18"/>
+                <w:szCs w:val="18"/>
+              </w:rPr>
+              <w:t>skills      3 matched, 1 unsourced</w:t>
+            </w:r>
+          </w:p>
+          <w:p>
+            <w:pPr>
+              <w:spacing w:after="20" w:line="260"/>
+            </w:pPr>
+            <w:r>
+              <w:rPr>
+                <w:rFonts w:ascii="Consolas" w:cs="Consolas" w:eastAsia="Consolas" w:hAnsi="Consolas"/>
+                <w:sz w:val="18"/>
+                <w:szCs w:val="18"/>
+              </w:rPr>
+              <w:t xml:space="preserve">            3 − 1 × 0.5 = 2.5 of 4   0.625 × 0.50  =  0.3125</w:t>
+            </w:r>
+          </w:p>
+          <w:p>
+            <w:pPr>
+              <w:spacing w:after="20" w:line="260"/>
+            </w:pPr>
+            <w:r>
+              <w:rPr>
+                <w:rFonts w:ascii="Consolas" w:cs="Consolas" w:eastAsia="Consolas" w:hAnsi="Consolas"/>
+                <w:sz w:val="18"/>
+                <w:szCs w:val="18"/>
+              </w:rPr>
+              <w:t>education   bachelor vs bachelor     1.00  × 0.25  =  0.250</w:t>
+            </w:r>
+          </w:p>
+          <w:p>
+            <w:pPr>
+              <w:spacing w:after="20" w:line="260"/>
+            </w:pPr>
+            <w:r>
+              <w:rPr>
+                <w:rFonts w:ascii="Consolas" w:cs="Consolas" w:eastAsia="Consolas" w:hAnsi="Consolas"/>
+                <w:sz w:val="18"/>
+                <w:szCs w:val="18"/>
+              </w:rPr>
+              <w:t>experience  none required            1.00  × 0.25  =  0.250</w:t>
+            </w:r>
+          </w:p>
+          <w:p>
+            <w:pPr>
+              <w:spacing w:after="20" w:line="260"/>
+            </w:pPr>
+            <w:r>
+              <w:rPr>
+                <w:rFonts w:ascii="Consolas" w:cs="Consolas" w:eastAsia="Consolas" w:hAnsi="Consolas"/>
+                <w:sz w:val="18"/>
+                <w:szCs w:val="18"/>
+              </w:rPr>
+              <w:t xml:space="preserve">                                        raw     =  81.25</w:t>
+            </w:r>
+          </w:p>
+          <w:p>
+            <w:pPr>
+              <w:spacing w:after="20" w:line="260"/>
+            </w:pPr>
+            <w:r>
+              <w:rPr>
+                <w:rFonts w:ascii="Consolas" w:cs="Consolas" w:eastAsia="Consolas" w:hAnsi="Consolas"/>
+                <w:sz w:val="18"/>
+                <w:szCs w:val="18"/>
+              </w:rPr>
+              <w:t xml:space="preserve">                                  floor(81.75)   =  81   STRONG</w:t>
+            </w:r>
+          </w:p>
+        </w:tc>
+      </w:tr>
+    </w:tbl>
+    <w:p>
+      <w:r>
+        <w:t>Seven points, for one skill she could not account for. That is the size of the lever, and it is worth being able to state: the rule discourages padding without excluding anybody, which is the balance the study argues for everywhere else.</w:t>
       </w:r>
     </w:p>
     <w:p>
@@ -2506,7 +2739,7 @@
     </w:p>
     <w:p>
       <w:r>
-        <w:t xml:space="preserve">Twenty-one tables. These are the ones that matter for the study.</w:t>
+        <w:t>Twenty-two tables. These are the ones that matter for the study.</w:t>
       </w:r>
     </w:p>
     <w:tbl>
@@ -2697,7 +2930,7 @@
                 <w:sz w:val="19"/>
                 <w:szCs w:val="19"/>
               </w:rPr>
-              <w:t xml:space="preserve">The structured parts the score reads</w:t>
+              <w:t>The structured parts the score reads. resume_skills also holds where each skill was used, and when it first appeared</w:t>
             </w:r>
           </w:p>
         </w:tc>
@@ -2954,6 +3187,48 @@
           </w:p>
         </w:tc>
       </w:tr>
+      <w:tr>
+        <w:tc>
+          <w:tcPr>
+            <w:tcW w:type="dxa" w:w="3400"/>
+            <w:tcMar>
+              <w:top w:type="dxa" w:w="90"/>
+              <w:left w:type="dxa" w:w="130"/>
+              <w:bottom w:type="dxa" w:w="90"/>
+              <w:right w:type="dxa" w:w="130"/>
+            </w:tcMar>
+          </w:tcPr>
+          <w:p>
+            <w:r>
+              <w:rPr>
+                <w:sz w:val="19"/>
+                <w:szCs w:val="19"/>
+              </w:rPr>
+              <w:t>application_notes</w:t>
+            </w:r>
+          </w:p>
+        </w:tc>
+        <w:tc>
+          <w:tcPr>
+            <w:tcW w:type="dxa" w:w="5960"/>
+            <w:tcMar>
+              <w:top w:type="dxa" w:w="90"/>
+              <w:left w:type="dxa" w:w="130"/>
+              <w:bottom w:type="dxa" w:w="90"/>
+              <w:right w:type="dxa" w:w="130"/>
+            </w:tcMar>
+          </w:tcPr>
+          <w:p>
+            <w:r>
+              <w:rPr>
+                <w:sz w:val="19"/>
+                <w:szCs w:val="19"/>
+              </w:rPr>
+              <w:t>The recruiter’s own working notes — never returned to the applicant</w:t>
+            </w:r>
+          </w:p>
+        </w:tc>
+      </w:tr>
     </w:tbl>
     <w:p>
       <w:pPr>
@@ -2973,7 +3248,12 @@
     </w:p>
     <w:p>
       <w:r>
-        <w:t xml:space="preserve">The application row stores the score as it was when the button was pressed. If the seeker later edits their resume, or the recruiter changes the opening's weights, that number does not move. The recruiter always sees the score the application was actually made with, which is what makes the record reproducible.</w:t>
+        <w:t>The application row stores the score as it was when the button was pressed, and the recruiter’s ranked list orders on that stored number — not on what the resume would score today. If the seeker later edits their resume, or the recruiter changes the opening’s weights, nobody moves up or down a shortlist that has already been worked.</w:t>
+      </w:r>
+    </w:p>
+    <w:p>
+      <w:r>
+        <w:t>The recruiter is not kept in the dark about the change, though. When the resume has moved, the applicant’s panel says what it would score now and by how much — so an applicant who genuinely improved is visible as a labelled change rather than as a silent shuffle in the list. Reported, not ranked on: that distinction is the whole design.</w:t>
       </w:r>
     </w:p>
     <w:p>
@@ -3091,6 +3371,32 @@
     <w:p>
       <w:r>
         <w:t xml:space="preserve">It does not. Education credit is capped at full marks.</w:t>
+      </w:r>
+    </w:p>
+    <w:p>
+      <w:pPr>
+        <w:pStyle w:val="Heading3"/>
+      </w:pPr>
+      <w:r>
+        <w:t>“The recruiter can see where I used a skill, so it is on my resume.”</w:t>
+      </w:r>
+    </w:p>
+    <w:p>
+      <w:r>
+        <w:t>It is not. The downloaded resume lists skills plainly. The source is stored beside the skill and shown only in the recruiter’s view of the application.</w:t>
+      </w:r>
+    </w:p>
+    <w:p>
+      <w:pPr>
+        <w:pStyle w:val="Heading3"/>
+      </w:pPr>
+      <w:r>
+        <w:t>“A skill I cannot back up is thrown away.”</w:t>
+      </w:r>
+    </w:p>
+    <w:p>
+      <w:r>
+        <w:t>It is not. It counts half. Zero would call an unsourced skill a lie, and it is not one.</w:t>
       </w:r>
     </w:p>
     <w:sectPr>

--- a/05_Website_Angular/docs/ResumeMatch-PH-Website-Guide.docx
+++ b/05_Website_Angular/docs/ResumeMatch-PH-Website-Guide.docx
@@ -1246,7 +1246,7 @@
     </w:p>
     <w:p>
       <w:r>
-        <w:t xml:space="preserve">The score is not just a number — each card shows which required skills the seeker has and which they are missing. That is the transparency the study is testing, and it is visible before applying, not after being rejected.</w:t>
+        <w:t>The score is not just a number — each card names the required skills the seeker has, and counts the ones they do not. That is the transparency the study is testing, and it is visible before applying, not after being rejected.</w:t>
       </w:r>
     </w:p>
     <w:p>

--- a/05_Website_Angular/docs/ResumeMatch-PH-Website-Guide.docx
+++ b/05_Website_Angular/docs/ResumeMatch-PH-Website-Guide.docx
@@ -99,6 +99,56 @@
     <w:p>
       <w:r>
         <w:br w:type="page"/>
+      </w:r>
+    </w:p>
+    <w:p>
+      <w:pPr>
+        <w:pStyle w:val="Heading1"/>
+      </w:pPr>
+      <w:r>
+        <w:t>Start here if this is new to you</w:t>
+      </w:r>
+    </w:p>
+    <w:p>
+      <w:pPr>
+        <w:spacing w:after="260"/>
+        <w:ind w:left="900" w:right="900"/>
+        <w:jc w:val="center"/>
+      </w:pPr>
+      <w:r>
+        <w:rPr>
+          <w:sz w:val="20"/>
+          <w:szCs w:val="20"/>
+        </w:rPr>
+        <w:t>This guide walks through every page of the website and what it does. It assumes you have read the plain-language document first.</w:t>
+      </w:r>
+    </w:p>
+    <w:p>
+      <w:pPr>
+        <w:spacing w:after="260"/>
+        <w:ind w:left="900" w:right="900"/>
+        <w:jc w:val="center"/>
+      </w:pPr>
+      <w:r>
+        <w:rPr>
+          <w:sz w:val="20"/>
+          <w:szCs w:val="20"/>
+        </w:rPr>
+        <w:t>If any of it stops making sense — a word, a number, why something works the way it does — open ResumeMatch-PH-Explained-Simply.docx. It covers the same system with no jargon and has a word list at the back for every term you will meet here.</w:t>
+      </w:r>
+    </w:p>
+    <w:p>
+      <w:pPr>
+        <w:spacing w:after="260"/>
+        <w:ind w:left="900" w:right="900"/>
+        <w:jc w:val="center"/>
+      </w:pPr>
+      <w:r>
+        <w:rPr>
+          <w:sz w:val="20"/>
+          <w:szCs w:val="20"/>
+        </w:rPr>
+        <w:t>The one thing to hold on to while reading: the score is arithmetic, the AI only reads documents, and nothing in the system rejects anybody.</w:t>
       </w:r>
     </w:p>
     <w:p>

--- a/05_Website_Angular/docs/ResumeMatch-PH-Website-Guide.docx
+++ b/05_Website_Angular/docs/ResumeMatch-PH-Website-Guide.docx
@@ -640,7 +640,7 @@
                 <w:sz w:val="19"/>
                 <w:szCs w:val="19"/>
               </w:rPr>
-              <w:t xml:space="preserve">The public Netlify site — anyone can try it, nothing is shared</w:t>
+              <w:t>The public Vercel site — anyone can try it, nothing is shared</w:t>
             </w:r>
           </w:p>
         </w:tc>
@@ -710,17 +710,7 @@
     </w:tbl>
     <w:p>
       <w:r>
-        <w:t xml:space="preserve">The public link deploys the </w:t>
-      </w:r>
-      <w:r>
-        <w:rPr>
-          <w:b/>
-          <w:bCs/>
-        </w:rPr>
-        <w:t xml:space="preserve">demo</w:t>
-      </w:r>
-      <w:r>
-        <w:t xml:space="preserve"> build. Anything you do there stays in your own browser and never reaches the database. This is deliberate — Netlify serves files, it does not run our server. The full system runs locally, with the server started on a machine that can reach the database.</w:t>
+        <w:t>The public link deploys the demo build. Anything you do there stays in your own browser and never reaches the database. This is deliberate — Vercel serves files, it does not run our server. The full system runs locally, with the server started on a machine that can reach the database.</w:t>
       </w:r>
     </w:p>
     <w:p>
